--- a/en/scientists/CV/Word/Kalantar_Khalil_CV_EN.docx
+++ b/en/scientists/CV/Word/Kalantar_Khalil_CV_EN.docx
@@ -377,7 +377,7 @@
           <w:sz w:val="21"/>
           <w:szCs w:val="21"/>
         </w:rPr>
-        <w:t>Khalil Kalantar is a senior researcher and developer at Global Optical Solutions &amp; Kepler. The CV states a bachelor’s degree in electronics engineering in 1980 and further degrees in Japan: a master’s in 1984 at Toyohashi University of Technology, a doctorate in 1987 at Nagoya University, and a doctorate in 2003 at Tohoku University. It also states a first PhD from Toyohashi University of Technology and a second from Tohoku University. Since 1995 his work has concerned optical devices for liquid-crystal displays, including light-guide plates. The CV states more than 96 articles, nearly 100 patents, three books in Japanese, and more than 15 book chapters.</w:t>
+        <w:t>Khalil Kalantar is a senior researcher and developer at Global Optical Solutions &amp; Kepler. Holds a bachelor’s degree in electronics engineering (1980) and further degrees in Japan: master’s (1984, Toyohashi University of Technology), doctorate (1987, Nagoya University), and doctorate (2003, Tohoku University). Holds a first PhD from Toyohashi University of Technology and a second from Tohoku University. Since 1995 his work has concerned optical devices for liquid-crystal displays, including light-guide plates. Published more than 96 articles, nearly 100 patents, three books in Japanese, and more than 15 book chapters.</w:t>
       </w:r>
     </w:p>
     <w:p>
@@ -1778,7 +1778,7 @@
                 <w:sz w:val="21"/>
                 <w:szCs w:val="21"/>
               </w:rPr>
-              <w:t>CV</w:t>
+              <w:t>Self-reported</w:t>
             </w:r>
           </w:p>
         </w:tc>
@@ -1882,7 +1882,7 @@
                 <w:sz w:val="21"/>
                 <w:szCs w:val="21"/>
               </w:rPr>
-              <w:t>CV</w:t>
+              <w:t>Self-reported</w:t>
             </w:r>
           </w:p>
         </w:tc>
@@ -1986,7 +1986,7 @@
                 <w:sz w:val="21"/>
                 <w:szCs w:val="21"/>
               </w:rPr>
-              <w:t>CV</w:t>
+              <w:t>Self-reported</w:t>
             </w:r>
           </w:p>
         </w:tc>
@@ -2090,7 +2090,7 @@
                 <w:sz w:val="21"/>
                 <w:szCs w:val="21"/>
               </w:rPr>
-              <w:t>CV</w:t>
+              <w:t>Self-reported</w:t>
             </w:r>
           </w:p>
         </w:tc>
